--- a/Praktikum/V07/Bericht_Praktikum_mINF4-1_V07.docx
+++ b/Praktikum/V07/Bericht_Praktikum_mINF4-1_V07.docx
@@ -29,10 +29,7 @@
         <w:t>1.</w:t>
       </w:r>
       <w:r>
-        <w:t xml:space="preserve"> Breitensuche auf einer Höhenkart</w:t>
-      </w:r>
-      <w:r>
-        <w:t>e</w:t>
+        <w:t xml:space="preserve"> Breitensuche auf einer Höhenkarte</w:t>
       </w:r>
     </w:p>
     <w:p>
@@ -62,6 +59,58 @@
       </w:r>
     </w:p>
     <w:p>
+      <w:r>
+        <w:drawing>
+          <wp:inline distT="0" distB="0" distL="0" distR="0" wp14:anchorId="4883249F" wp14:editId="7AC9161B">
+            <wp:extent cx="5760720" cy="1521460"/>
+            <wp:effectExtent l="0" t="0" r="0" b="2540"/>
+            <wp:docPr id="945923865" name="Grafik 1"/>
+            <wp:cNvGraphicFramePr>
+              <a:graphicFrameLocks xmlns:a="http://schemas.openxmlformats.org/drawingml/2006/main" noChangeAspect="1"/>
+            </wp:cNvGraphicFramePr>
+            <a:graphic xmlns:a="http://schemas.openxmlformats.org/drawingml/2006/main">
+              <a:graphicData uri="http://schemas.openxmlformats.org/drawingml/2006/picture">
+                <pic:pic xmlns:pic="http://schemas.openxmlformats.org/drawingml/2006/picture">
+                  <pic:nvPicPr>
+                    <pic:cNvPr id="945923865" name=""/>
+                    <pic:cNvPicPr/>
+                  </pic:nvPicPr>
+                  <pic:blipFill>
+                    <a:blip r:embed="rId8"/>
+                    <a:stretch>
+                      <a:fillRect/>
+                    </a:stretch>
+                  </pic:blipFill>
+                  <pic:spPr>
+                    <a:xfrm>
+                      <a:off x="0" y="0"/>
+                      <a:ext cx="5760720" cy="1521460"/>
+                    </a:xfrm>
+                    <a:prstGeom prst="rect">
+                      <a:avLst/>
+                    </a:prstGeom>
+                  </pic:spPr>
+                </pic:pic>
+              </a:graphicData>
+            </a:graphic>
+          </wp:inline>
+        </w:drawing>
+      </w:r>
+    </w:p>
+    <w:p>
+      <w:r>
+        <w:t>Jeder Knoten besitzt maximal vier Ausgänge</w:t>
+      </w:r>
+      <w:r>
+        <w:t>.</w:t>
+      </w:r>
+    </w:p>
+    <w:p>
+      <w:r>
+        <w:t>Hier eignet sich eine Adjazenzliste besser, da weit weniger Speicher als bei einer Adjazenzmatrix benötigt wird.</w:t>
+      </w:r>
+    </w:p>
+    <w:p>
       <w:pPr>
         <w:pStyle w:val="berschrift2"/>
         <w:rPr>
@@ -85,6 +134,208 @@
       </w:r>
     </w:p>
     <w:p>
+      <w:r>
+        <w:t>Pfad: (0,0)</w:t>
+      </w:r>
+      <w:r>
+        <w:t>&gt;</w:t>
+      </w:r>
+      <w:r>
+        <w:t>(1,0)</w:t>
+      </w:r>
+      <w:r>
+        <w:t>&gt;</w:t>
+      </w:r>
+      <w:r>
+        <w:t>(1,1)</w:t>
+      </w:r>
+      <w:r>
+        <w:t>&gt;</w:t>
+      </w:r>
+      <w:r>
+        <w:t>(2,1)</w:t>
+      </w:r>
+      <w:r>
+        <w:t>&gt;</w:t>
+      </w:r>
+      <w:r>
+        <w:t>(3,1)</w:t>
+      </w:r>
+      <w:r>
+        <w:t>&gt;</w:t>
+      </w:r>
+      <w:r>
+        <w:t>(3,2)</w:t>
+      </w:r>
+      <w:r>
+        <w:t>&gt;</w:t>
+      </w:r>
+      <w:r>
+        <w:t>(4,2)</w:t>
+      </w:r>
+      <w:r>
+        <w:t>&gt;</w:t>
+      </w:r>
+      <w:r>
+        <w:t>(4,3)</w:t>
+      </w:r>
+      <w:r>
+        <w:t>&gt;</w:t>
+      </w:r>
+      <w:r>
+        <w:t>(4,4)</w:t>
+      </w:r>
+      <w:r>
+        <w:t>&gt;</w:t>
+      </w:r>
+      <w:r>
+        <w:t>(4,5)</w:t>
+      </w:r>
+      <w:r>
+        <w:t>&gt;</w:t>
+      </w:r>
+      <w:r>
+        <w:t>(4,6)</w:t>
+      </w:r>
+      <w:r>
+        <w:t>&gt;</w:t>
+      </w:r>
+      <w:r>
+        <w:t>(4,7)</w:t>
+      </w:r>
+      <w:r>
+        <w:t>&gt;</w:t>
+      </w:r>
+      <w:r>
+        <w:t>(3,7)</w:t>
+      </w:r>
+      <w:r>
+        <w:t>&gt;</w:t>
+      </w:r>
+      <w:r>
+        <w:t>(2,7)</w:t>
+      </w:r>
+      <w:r>
+        <w:t>&gt;</w:t>
+      </w:r>
+      <w:r>
+        <w:t>(1,7)</w:t>
+      </w:r>
+      <w:r>
+        <w:t>&gt;</w:t>
+      </w:r>
+      <w:r>
+        <w:br/>
+      </w:r>
+      <w:r>
+        <w:t>(0,7)</w:t>
+      </w:r>
+      <w:r>
+        <w:t>&gt;</w:t>
+      </w:r>
+      <w:r>
+        <w:t>(0,6)</w:t>
+      </w:r>
+      <w:r>
+        <w:t>&gt;</w:t>
+      </w:r>
+      <w:r>
+        <w:t>(0,5)</w:t>
+      </w:r>
+      <w:r>
+        <w:t>&gt;</w:t>
+      </w:r>
+      <w:r>
+        <w:t>(0,4)</w:t>
+      </w:r>
+      <w:r>
+        <w:t>&gt;</w:t>
+      </w:r>
+      <w:r>
+        <w:t>(0,3)</w:t>
+      </w:r>
+      <w:r>
+        <w:t>&gt;</w:t>
+      </w:r>
+      <w:r>
+        <w:t>(1,3)</w:t>
+      </w:r>
+      <w:r>
+        <w:t>&gt;</w:t>
+      </w:r>
+      <w:r>
+        <w:t>(2,3)</w:t>
+      </w:r>
+      <w:r>
+        <w:t>&gt;</w:t>
+      </w:r>
+      <w:r>
+        <w:t>(3,3)</w:t>
+      </w:r>
+      <w:r>
+        <w:t>&gt;</w:t>
+      </w:r>
+      <w:r>
+        <w:t>(3,4)</w:t>
+      </w:r>
+      <w:r>
+        <w:t>&gt;</w:t>
+      </w:r>
+      <w:r>
+        <w:t>(3,5)</w:t>
+      </w:r>
+      <w:r>
+        <w:t>&gt;</w:t>
+      </w:r>
+      <w:r>
+        <w:t>(3,6)</w:t>
+      </w:r>
+      <w:r>
+        <w:t>&gt;</w:t>
+      </w:r>
+      <w:r>
+        <w:t>(2,6)</w:t>
+      </w:r>
+      <w:r>
+        <w:t>&gt;</w:t>
+      </w:r>
+      <w:r>
+        <w:t>(1,6)</w:t>
+      </w:r>
+      <w:r>
+        <w:t>&gt;</w:t>
+      </w:r>
+      <w:r>
+        <w:t>(1,5)</w:t>
+      </w:r>
+      <w:r>
+        <w:t>&gt;</w:t>
+      </w:r>
+      <w:r>
+        <w:t>(1,4)</w:t>
+      </w:r>
+      <w:r>
+        <w:t>&gt;</w:t>
+      </w:r>
+      <w:r>
+        <w:br/>
+      </w:r>
+      <w:r>
+        <w:t>(2,4)</w:t>
+      </w:r>
+      <w:r>
+        <w:t>&gt;</w:t>
+      </w:r>
+      <w:r>
+        <w:t>(2,5)</w:t>
+      </w:r>
+    </w:p>
+    <w:p>
+      <w:r>
+        <w:t>Pfadlänge: 31</w:t>
+      </w:r>
+    </w:p>
+    <w:p>
       <w:pPr>
         <w:pStyle w:val="berschrift2"/>
       </w:pPr>
@@ -97,163 +348,843 @@
       <w:r>
         <w:t xml:space="preserve"> </w:t>
       </w:r>
-      <w:proofErr w:type="spellStart"/>
       <w:r>
         <w:rPr>
           <w:rStyle w:val="berschrift2Zchn"/>
         </w:rPr>
         <w:t>AoC</w:t>
       </w:r>
-      <w:proofErr w:type="spellEnd"/>
     </w:p>
+    <w:p>
+      <w:pPr>
+        <w:pStyle w:val="berschrift3"/>
+      </w:pPr>
+      <w:r>
+        <w:t>Beispielkarte</w:t>
+      </w:r>
+    </w:p>
+    <w:p>
+      <w:r>
+        <w:t>|V|+|E| = 151</w:t>
+      </w:r>
+      <w:r>
+        <w:br/>
+        <w:t xml:space="preserve">Laufzeit: </w:t>
+      </w:r>
+      <w:r>
+        <w:t>0</w:t>
+      </w:r>
+      <w:r>
+        <w:t>,</w:t>
+      </w:r>
+      <w:r>
+        <w:t>031860</w:t>
+      </w:r>
+      <w:r>
+        <w:t xml:space="preserve"> ms</w:t>
+      </w:r>
+    </w:p>
+    <w:p>
+      <w:pPr>
+        <w:pStyle w:val="berschrift3"/>
+      </w:pPr>
+      <w:r>
+        <w:t>Generierte Karte</w:t>
+      </w:r>
+    </w:p>
+    <w:p>
+      <w:r>
+        <w:t>|V|+|E| = 15628</w:t>
+      </w:r>
+      <w:r>
+        <w:br/>
+        <w:t xml:space="preserve">Laufzeit: </w:t>
+      </w:r>
+      <w:r>
+        <w:t>2</w:t>
+      </w:r>
+      <w:r>
+        <w:t>,</w:t>
+      </w:r>
+      <w:r>
+        <w:t>958238</w:t>
+      </w:r>
+      <w:r>
+        <w:t xml:space="preserve"> ms</w:t>
+      </w:r>
+    </w:p>
+    <w:p>
+      <w:pPr>
+        <w:pStyle w:val="berschrift3"/>
+      </w:pPr>
+      <w:r>
+        <w:t>Auswertung</w:t>
+      </w:r>
+    </w:p>
+    <w:p>
+      <w:r>
+        <w:t>Laufzeitverhältnis:</w:t>
+      </w:r>
+      <w:r>
+        <w:t xml:space="preserve"> 92</w:t>
+      </w:r>
+      <w:r>
+        <w:t>,</w:t>
+      </w:r>
+      <w:r>
+        <w:t>851160</w:t>
+      </w:r>
+      <w:r>
+        <w:br/>
+        <w:t xml:space="preserve">Verhältnis </w:t>
+      </w:r>
+      <w:r>
+        <w:t>|V|+|E|</w:t>
+      </w:r>
+      <w:r>
+        <w:t xml:space="preserve">: </w:t>
+      </w:r>
+      <w:r>
+        <w:t>103</w:t>
+      </w:r>
+      <w:r>
+        <w:t>,</w:t>
+      </w:r>
+      <w:r>
+        <w:t>496689</w:t>
+      </w:r>
+    </w:p>
+    <w:p>
+      <w:pPr>
+        <w:pStyle w:val="Listenabsatz"/>
+        <w:numPr>
+          <w:ilvl w:val="0"/>
+          <w:numId w:val="6"/>
+        </w:numPr>
+      </w:pPr>
+      <w:r>
+        <w:t>Grob konsistent mit linearem Wachstum</w:t>
+      </w:r>
+    </w:p>
+    <w:p>
+      <w:pPr>
+        <w:pStyle w:val="berschrift1"/>
+      </w:pPr>
+      <w:r>
+        <w:lastRenderedPageBreak/>
+        <w:t>2.</w:t>
+      </w:r>
+      <w:r>
+        <w:t xml:space="preserve"> Tiefensuche und topologisches Sortieren</w:t>
+      </w:r>
+    </w:p>
+    <w:p>
+      <w:pPr>
+        <w:pStyle w:val="berschrift2"/>
+      </w:pPr>
+      <w:r>
+        <w:t>a) Graph aufbauen</w:t>
+      </w:r>
+    </w:p>
+    <w:p>
+      <w:r>
+        <w:drawing>
+          <wp:inline distT="0" distB="0" distL="0" distR="0" wp14:anchorId="05792B37" wp14:editId="5B4D2004">
+            <wp:extent cx="3967701" cy="1472143"/>
+            <wp:effectExtent l="0" t="0" r="0" b="0"/>
+            <wp:docPr id="2144514924" name="Grafik 1"/>
+            <wp:cNvGraphicFramePr>
+              <a:graphicFrameLocks xmlns:a="http://schemas.openxmlformats.org/drawingml/2006/main" noChangeAspect="1"/>
+            </wp:cNvGraphicFramePr>
+            <a:graphic xmlns:a="http://schemas.openxmlformats.org/drawingml/2006/main">
+              <a:graphicData uri="http://schemas.openxmlformats.org/drawingml/2006/picture">
+                <pic:pic xmlns:pic="http://schemas.openxmlformats.org/drawingml/2006/picture">
+                  <pic:nvPicPr>
+                    <pic:cNvPr id="2144514924" name=""/>
+                    <pic:cNvPicPr/>
+                  </pic:nvPicPr>
+                  <pic:blipFill>
+                    <a:blip r:embed="rId9"/>
+                    <a:stretch>
+                      <a:fillRect/>
+                    </a:stretch>
+                  </pic:blipFill>
+                  <pic:spPr>
+                    <a:xfrm>
+                      <a:off x="0" y="0"/>
+                      <a:ext cx="3979885" cy="1476664"/>
+                    </a:xfrm>
+                    <a:prstGeom prst="rect">
+                      <a:avLst/>
+                    </a:prstGeom>
+                  </pic:spPr>
+                </pic:pic>
+              </a:graphicData>
+            </a:graphic>
+          </wp:inline>
+        </w:drawing>
+      </w:r>
+    </w:p>
+    <w:p>
+      <w:pPr>
+        <w:pStyle w:val="berschrift2"/>
+      </w:pPr>
+      <w:r>
+        <w:t>b) DFS ausführen</w:t>
+      </w:r>
+    </w:p>
+    <w:tbl>
+      <w:tblPr>
+        <w:tblStyle w:val="Tabellenraster"/>
+        <w:tblW w:w="0" w:type="auto"/>
+        <w:tblLook w:val="04A0" w:firstRow="1" w:lastRow="0" w:firstColumn="1" w:lastColumn="0" w:noHBand="0" w:noVBand="1"/>
+      </w:tblPr>
+      <w:tblGrid>
+        <w:gridCol w:w="3020"/>
+        <w:gridCol w:w="3021"/>
+        <w:gridCol w:w="3021"/>
+      </w:tblGrid>
+      <w:tr>
+        <w:tc>
+          <w:tcPr>
+            <w:tcW w:w="3020" w:type="dxa"/>
+          </w:tcPr>
+          <w:p>
+            <w:pPr>
+              <w:rPr>
+                <w:b/>
+                <w:bCs/>
+              </w:rPr>
+            </w:pPr>
+            <w:r>
+              <w:rPr>
+                <w:b/>
+                <w:bCs/>
+              </w:rPr>
+              <w:t>Modul</w:t>
+            </w:r>
+          </w:p>
+        </w:tc>
+        <w:tc>
+          <w:tcPr>
+            <w:tcW w:w="3021" w:type="dxa"/>
+          </w:tcPr>
+          <w:p>
+            <w:pPr>
+              <w:rPr>
+                <w:b/>
+                <w:bCs/>
+              </w:rPr>
+            </w:pPr>
+            <w:r>
+              <w:rPr>
+                <w:b/>
+                <w:bCs/>
+              </w:rPr>
+              <w:t>enter</w:t>
+            </w:r>
+          </w:p>
+        </w:tc>
+        <w:tc>
+          <w:tcPr>
+            <w:tcW w:w="3021" w:type="dxa"/>
+          </w:tcPr>
+          <w:p>
+            <w:pPr>
+              <w:rPr>
+                <w:b/>
+                <w:bCs/>
+              </w:rPr>
+            </w:pPr>
+            <w:r>
+              <w:rPr>
+                <w:b/>
+                <w:bCs/>
+              </w:rPr>
+              <w:t>leave</w:t>
+            </w:r>
+          </w:p>
+        </w:tc>
+      </w:tr>
+      <w:tr>
+        <w:tc>
+          <w:tcPr>
+            <w:tcW w:w="3020" w:type="dxa"/>
+          </w:tcPr>
+          <w:p>
+            <w:r>
+              <w:t>Main</w:t>
+            </w:r>
+          </w:p>
+        </w:tc>
+        <w:tc>
+          <w:tcPr>
+            <w:tcW w:w="3021" w:type="dxa"/>
+          </w:tcPr>
+          <w:p>
+            <w:r>
+              <w:t>1</w:t>
+            </w:r>
+          </w:p>
+        </w:tc>
+        <w:tc>
+          <w:tcPr>
+            <w:tcW w:w="3021" w:type="dxa"/>
+          </w:tcPr>
+          <w:p>
+            <w:r>
+              <w:t>14</w:t>
+            </w:r>
+          </w:p>
+        </w:tc>
+      </w:tr>
+      <w:tr>
+        <w:tc>
+          <w:tcPr>
+            <w:tcW w:w="3020" w:type="dxa"/>
+          </w:tcPr>
+          <w:p>
+            <w:r>
+              <w:t>Parser</w:t>
+            </w:r>
+          </w:p>
+        </w:tc>
+        <w:tc>
+          <w:tcPr>
+            <w:tcW w:w="3021" w:type="dxa"/>
+          </w:tcPr>
+          <w:p>
+            <w:r>
+              <w:t>2</w:t>
+            </w:r>
+          </w:p>
+        </w:tc>
+        <w:tc>
+          <w:tcPr>
+            <w:tcW w:w="3021" w:type="dxa"/>
+          </w:tcPr>
+          <w:p>
+            <w:r>
+              <w:t>9</w:t>
+            </w:r>
+          </w:p>
+        </w:tc>
+      </w:tr>
+      <w:tr>
+        <w:tc>
+          <w:tcPr>
+            <w:tcW w:w="3020" w:type="dxa"/>
+          </w:tcPr>
+          <w:p>
+            <w:r>
+              <w:t>Codegen</w:t>
+            </w:r>
+          </w:p>
+        </w:tc>
+        <w:tc>
+          <w:tcPr>
+            <w:tcW w:w="3021" w:type="dxa"/>
+          </w:tcPr>
+          <w:p>
+            <w:r>
+              <w:t>10</w:t>
+            </w:r>
+          </w:p>
+        </w:tc>
+        <w:tc>
+          <w:tcPr>
+            <w:tcW w:w="3021" w:type="dxa"/>
+          </w:tcPr>
+          <w:p>
+            <w:r>
+              <w:t>13</w:t>
+            </w:r>
+          </w:p>
+        </w:tc>
+      </w:tr>
+      <w:tr>
+        <w:tc>
+          <w:tcPr>
+            <w:tcW w:w="3020" w:type="dxa"/>
+          </w:tcPr>
+          <w:p>
+            <w:r>
+              <w:t>Optimizer</w:t>
+            </w:r>
+          </w:p>
+        </w:tc>
+        <w:tc>
+          <w:tcPr>
+            <w:tcW w:w="3021" w:type="dxa"/>
+          </w:tcPr>
+          <w:p>
+            <w:r>
+              <w:t>11</w:t>
+            </w:r>
+          </w:p>
+        </w:tc>
+        <w:tc>
+          <w:tcPr>
+            <w:tcW w:w="3021" w:type="dxa"/>
+          </w:tcPr>
+          <w:p>
+            <w:r>
+              <w:t>12</w:t>
+            </w:r>
+          </w:p>
+        </w:tc>
+      </w:tr>
+      <w:tr>
+        <w:tc>
+          <w:tcPr>
+            <w:tcW w:w="3020" w:type="dxa"/>
+          </w:tcPr>
+          <w:p>
+            <w:r>
+              <w:t>Ast</w:t>
+            </w:r>
+          </w:p>
+        </w:tc>
+        <w:tc>
+          <w:tcPr>
+            <w:tcW w:w="3021" w:type="dxa"/>
+          </w:tcPr>
+          <w:p>
+            <w:r>
+              <w:t>5</w:t>
+            </w:r>
+          </w:p>
+        </w:tc>
+        <w:tc>
+          <w:tcPr>
+            <w:tcW w:w="3021" w:type="dxa"/>
+          </w:tcPr>
+          <w:p>
+            <w:r>
+              <w:t>8</w:t>
+            </w:r>
+          </w:p>
+        </w:tc>
+      </w:tr>
+      <w:tr>
+        <w:tc>
+          <w:tcPr>
+            <w:tcW w:w="3020" w:type="dxa"/>
+          </w:tcPr>
+          <w:p>
+            <w:r>
+              <w:t>Lexer</w:t>
+            </w:r>
+          </w:p>
+        </w:tc>
+        <w:tc>
+          <w:tcPr>
+            <w:tcW w:w="3021" w:type="dxa"/>
+          </w:tcPr>
+          <w:p>
+            <w:r>
+              <w:t>3</w:t>
+            </w:r>
+          </w:p>
+        </w:tc>
+        <w:tc>
+          <w:tcPr>
+            <w:tcW w:w="3021" w:type="dxa"/>
+          </w:tcPr>
+          <w:p>
+            <w:r>
+              <w:t>4</w:t>
+            </w:r>
+          </w:p>
+        </w:tc>
+      </w:tr>
+      <w:tr>
+        <w:tc>
+          <w:tcPr>
+            <w:tcW w:w="3020" w:type="dxa"/>
+          </w:tcPr>
+          <w:p>
+            <w:r>
+              <w:t>Utils</w:t>
+            </w:r>
+          </w:p>
+        </w:tc>
+        <w:tc>
+          <w:tcPr>
+            <w:tcW w:w="3021" w:type="dxa"/>
+          </w:tcPr>
+          <w:p>
+            <w:r>
+              <w:t>6</w:t>
+            </w:r>
+          </w:p>
+        </w:tc>
+        <w:tc>
+          <w:tcPr>
+            <w:tcW w:w="3021" w:type="dxa"/>
+          </w:tcPr>
+          <w:p>
+            <w:r>
+              <w:t>7</w:t>
+            </w:r>
+          </w:p>
+        </w:tc>
+      </w:tr>
+    </w:tbl>
     <w:p/>
     <w:p>
-      <w:r>
-        <w:t xml:space="preserve">Python Skript: </w:t>
-      </w:r>
-      <w:r>
-        <w:rPr>
-          <w:i/>
-          <w:iCs/>
-        </w:rPr>
-        <w:t>V0</w:t>
-      </w:r>
-      <w:r>
-        <w:rPr>
-          <w:i/>
-          <w:iCs/>
-        </w:rPr>
-        <w:t>x</w:t>
-      </w:r>
-      <w:r>
-        <w:rPr>
-          <w:i/>
-          <w:iCs/>
-        </w:rPr>
-        <w:t>_0</w:t>
-      </w:r>
-      <w:r>
-        <w:rPr>
-          <w:i/>
-          <w:iCs/>
-        </w:rPr>
-        <w:t>y</w:t>
-      </w:r>
-      <w:r>
-        <w:rPr>
-          <w:i/>
-          <w:iCs/>
-        </w:rPr>
-        <w:t>.py</w:t>
+      <w:pPr>
+        <w:pStyle w:val="berschrift2"/>
+      </w:pPr>
+      <w:r>
+        <w:t>c) Topologische Sortierung</w:t>
+      </w:r>
+    </w:p>
+    <w:tbl>
+      <w:tblPr>
+        <w:tblStyle w:val="Tabellenraster"/>
+        <w:tblW w:w="0" w:type="auto"/>
+        <w:tblLook w:val="04A0" w:firstRow="1" w:lastRow="0" w:firstColumn="1" w:lastColumn="0" w:noHBand="0" w:noVBand="1"/>
+      </w:tblPr>
+      <w:tblGrid>
+        <w:gridCol w:w="3020"/>
+        <w:gridCol w:w="3021"/>
+        <w:gridCol w:w="3021"/>
+      </w:tblGrid>
+      <w:tr>
+        <w:tc>
+          <w:tcPr>
+            <w:tcW w:w="3020" w:type="dxa"/>
+          </w:tcPr>
+          <w:p>
+            <w:r>
+              <w:rPr>
+                <w:b/>
+                <w:bCs/>
+              </w:rPr>
+              <w:t>Modul</w:t>
+            </w:r>
+          </w:p>
+        </w:tc>
+        <w:tc>
+          <w:tcPr>
+            <w:tcW w:w="3021" w:type="dxa"/>
+          </w:tcPr>
+          <w:p>
+            <w:r>
+              <w:rPr>
+                <w:b/>
+                <w:bCs/>
+              </w:rPr>
+              <w:t>enter</w:t>
+            </w:r>
+          </w:p>
+        </w:tc>
+        <w:tc>
+          <w:tcPr>
+            <w:tcW w:w="3021" w:type="dxa"/>
+          </w:tcPr>
+          <w:p>
+            <w:r>
+              <w:rPr>
+                <w:b/>
+                <w:bCs/>
+              </w:rPr>
+              <w:t>leave</w:t>
+            </w:r>
+          </w:p>
+        </w:tc>
+      </w:tr>
+      <w:tr>
+        <w:tc>
+          <w:tcPr>
+            <w:tcW w:w="3020" w:type="dxa"/>
+          </w:tcPr>
+          <w:p>
+            <w:r>
+              <w:t>Main</w:t>
+            </w:r>
+          </w:p>
+        </w:tc>
+        <w:tc>
+          <w:tcPr>
+            <w:tcW w:w="3021" w:type="dxa"/>
+          </w:tcPr>
+          <w:p>
+            <w:r>
+              <w:t>1</w:t>
+            </w:r>
+          </w:p>
+        </w:tc>
+        <w:tc>
+          <w:tcPr>
+            <w:tcW w:w="3021" w:type="dxa"/>
+          </w:tcPr>
+          <w:p>
+            <w:r>
+              <w:t>14</w:t>
+            </w:r>
+          </w:p>
+        </w:tc>
+      </w:tr>
+      <w:tr>
+        <w:tc>
+          <w:tcPr>
+            <w:tcW w:w="3020" w:type="dxa"/>
+          </w:tcPr>
+          <w:p>
+            <w:r>
+              <w:t>Codegen</w:t>
+            </w:r>
+          </w:p>
+        </w:tc>
+        <w:tc>
+          <w:tcPr>
+            <w:tcW w:w="3021" w:type="dxa"/>
+          </w:tcPr>
+          <w:p>
+            <w:r>
+              <w:t>10</w:t>
+            </w:r>
+          </w:p>
+        </w:tc>
+        <w:tc>
+          <w:tcPr>
+            <w:tcW w:w="3021" w:type="dxa"/>
+          </w:tcPr>
+          <w:p>
+            <w:r>
+              <w:t>13</w:t>
+            </w:r>
+          </w:p>
+        </w:tc>
+      </w:tr>
+      <w:tr>
+        <w:tc>
+          <w:tcPr>
+            <w:tcW w:w="3020" w:type="dxa"/>
+          </w:tcPr>
+          <w:p>
+            <w:r>
+              <w:t>Optimizer</w:t>
+            </w:r>
+          </w:p>
+        </w:tc>
+        <w:tc>
+          <w:tcPr>
+            <w:tcW w:w="3021" w:type="dxa"/>
+          </w:tcPr>
+          <w:p>
+            <w:r>
+              <w:t>11</w:t>
+            </w:r>
+          </w:p>
+        </w:tc>
+        <w:tc>
+          <w:tcPr>
+            <w:tcW w:w="3021" w:type="dxa"/>
+          </w:tcPr>
+          <w:p>
+            <w:r>
+              <w:t>12</w:t>
+            </w:r>
+          </w:p>
+        </w:tc>
+      </w:tr>
+      <w:tr>
+        <w:tc>
+          <w:tcPr>
+            <w:tcW w:w="3020" w:type="dxa"/>
+          </w:tcPr>
+          <w:p>
+            <w:r>
+              <w:t>Parser</w:t>
+            </w:r>
+          </w:p>
+        </w:tc>
+        <w:tc>
+          <w:tcPr>
+            <w:tcW w:w="3021" w:type="dxa"/>
+          </w:tcPr>
+          <w:p>
+            <w:r>
+              <w:t>2</w:t>
+            </w:r>
+          </w:p>
+        </w:tc>
+        <w:tc>
+          <w:tcPr>
+            <w:tcW w:w="3021" w:type="dxa"/>
+          </w:tcPr>
+          <w:p>
+            <w:r>
+              <w:t>9</w:t>
+            </w:r>
+          </w:p>
+        </w:tc>
+      </w:tr>
+      <w:tr>
+        <w:tc>
+          <w:tcPr>
+            <w:tcW w:w="3020" w:type="dxa"/>
+          </w:tcPr>
+          <w:p>
+            <w:r>
+              <w:t>Ast</w:t>
+            </w:r>
+          </w:p>
+        </w:tc>
+        <w:tc>
+          <w:tcPr>
+            <w:tcW w:w="3021" w:type="dxa"/>
+          </w:tcPr>
+          <w:p>
+            <w:r>
+              <w:t>5</w:t>
+            </w:r>
+          </w:p>
+        </w:tc>
+        <w:tc>
+          <w:tcPr>
+            <w:tcW w:w="3021" w:type="dxa"/>
+          </w:tcPr>
+          <w:p>
+            <w:r>
+              <w:t>8</w:t>
+            </w:r>
+          </w:p>
+        </w:tc>
+      </w:tr>
+      <w:tr>
+        <w:tc>
+          <w:tcPr>
+            <w:tcW w:w="3020" w:type="dxa"/>
+          </w:tcPr>
+          <w:p>
+            <w:r>
+              <w:t>Utils</w:t>
+            </w:r>
+          </w:p>
+        </w:tc>
+        <w:tc>
+          <w:tcPr>
+            <w:tcW w:w="3021" w:type="dxa"/>
+          </w:tcPr>
+          <w:p>
+            <w:r>
+              <w:t>6</w:t>
+            </w:r>
+          </w:p>
+        </w:tc>
+        <w:tc>
+          <w:tcPr>
+            <w:tcW w:w="3021" w:type="dxa"/>
+          </w:tcPr>
+          <w:p>
+            <w:r>
+              <w:t>7</w:t>
+            </w:r>
+          </w:p>
+        </w:tc>
+      </w:tr>
+      <w:tr>
+        <w:tc>
+          <w:tcPr>
+            <w:tcW w:w="3020" w:type="dxa"/>
+          </w:tcPr>
+          <w:p>
+            <w:r>
+              <w:t>Lexer</w:t>
+            </w:r>
+          </w:p>
+        </w:tc>
+        <w:tc>
+          <w:tcPr>
+            <w:tcW w:w="3021" w:type="dxa"/>
+          </w:tcPr>
+          <w:p>
+            <w:r>
+              <w:t>3</w:t>
+            </w:r>
+          </w:p>
+        </w:tc>
+        <w:tc>
+          <w:tcPr>
+            <w:tcW w:w="3021" w:type="dxa"/>
+          </w:tcPr>
+          <w:p>
+            <w:r>
+              <w:t>4</w:t>
+            </w:r>
+          </w:p>
+        </w:tc>
+      </w:tr>
+    </w:tbl>
+    <w:p/>
+    <w:p>
+      <w:r>
+        <w:t>Build-Reihenfolge:</w:t>
+      </w:r>
+      <w:r>
+        <w:br/>
+      </w:r>
+      <w:r>
+        <w:t>lexer -&gt; utils -&gt; ast -&gt; parser -&gt; optimizer -&gt; codegen -&gt; main</w:t>
       </w:r>
     </w:p>
     <w:p>
       <w:pPr>
-        <w:pStyle w:val="berschrift1"/>
-      </w:pPr>
-      <w:r>
-        <w:t>2.</w:t>
-      </w:r>
-      <w:r>
-        <w:t xml:space="preserve"> </w:t>
-      </w:r>
-      <w:r>
-        <w:t>Tiefensuche und topologisches Sortieren</w:t>
-      </w:r>
-    </w:p>
-    <w:p>
-      <w:pPr>
         <w:pStyle w:val="berschrift2"/>
-      </w:pPr>
-      <w:r>
-        <w:t xml:space="preserve">a) </w:t>
-      </w:r>
-      <w:r>
-        <w:t>Graph aufbauen</w:t>
-      </w:r>
-    </w:p>
-    <w:p>
-      <w:pPr>
-        <w:pStyle w:val="berschrift2"/>
-      </w:pPr>
-      <w:r>
-        <w:t xml:space="preserve">b) </w:t>
-      </w:r>
-      <w:r>
-        <w:t>DFS ausführen</w:t>
-      </w:r>
-    </w:p>
-    <w:p>
-      <w:pPr>
-        <w:pStyle w:val="berschrift2"/>
-      </w:pPr>
-      <w:r>
-        <w:t xml:space="preserve">c) </w:t>
-      </w:r>
-      <w:r>
-        <w:t>Topologische Sortierung</w:t>
-      </w:r>
-    </w:p>
-    <w:p>
-      <w:pPr>
-        <w:pStyle w:val="berschrift2"/>
-      </w:pPr>
-      <w:r>
-        <w:t xml:space="preserve">d) </w:t>
-      </w:r>
-      <w:r>
-        <w:t>Komplexität</w:t>
-      </w:r>
-    </w:p>
-    <w:p/>
-    <w:p>
-      <w:pPr>
         <w:rPr>
           <w:rFonts w:eastAsiaTheme="minorEastAsia"/>
         </w:rPr>
       </w:pPr>
       <w:r>
-        <w:t xml:space="preserve">Python Skript: </w:t>
-      </w:r>
-      <w:r>
+        <w:t>d) Komplexität</w:t>
+      </w:r>
+    </w:p>
+    <w:p>
+      <w:pPr>
         <w:rPr>
-          <w:i/>
-          <w:iCs/>
+          <w:rFonts w:eastAsiaTheme="minorEastAsia"/>
         </w:rPr>
-        <w:t>V0</w:t>
-      </w:r>
+      </w:pPr>
       <w:r>
         <w:rPr>
-          <w:i/>
-          <w:iCs/>
+          <w:rFonts w:eastAsiaTheme="minorEastAsia"/>
         </w:rPr>
-        <w:t>x</w:t>
-      </w:r>
-      <w:r>
+        <w:t>Knotenanzahl: 7</w:t>
+      </w:r>
+    </w:p>
+    <w:p>
+      <w:pPr>
         <w:rPr>
-          <w:i/>
-          <w:iCs/>
+          <w:rFonts w:eastAsiaTheme="minorEastAsia"/>
         </w:rPr>
-        <w:t>_0</w:t>
-      </w:r>
+      </w:pPr>
       <w:r>
         <w:rPr>
-          <w:i/>
-          <w:iCs/>
+          <w:rFonts w:eastAsiaTheme="minorEastAsia"/>
         </w:rPr>
-        <w:t>y</w:t>
-      </w:r>
-      <w:r>
+        <w:t>Kantenanzahl: 8</w:t>
+      </w:r>
+    </w:p>
+    <w:p>
+      <w:pPr>
         <w:rPr>
-          <w:i/>
-          <w:iCs/>
+          <w:rFonts w:eastAsiaTheme="minorEastAsia"/>
         </w:rPr>
-        <w:t>.py</w:t>
+      </w:pPr>
+      <w:r>
+        <w:rPr>
+          <w:rFonts w:eastAsiaTheme="minorEastAsia"/>
+        </w:rPr>
+        <w:t>Jeder Knoten geht von einem Pfad von main aus und die Kanten zeigen immer von den jeweiligen Knoten weg. DFS durchläuft jeden knoten genau einmal.</w:t>
       </w:r>
     </w:p>
     <w:sectPr>
-      <w:headerReference w:type="default" r:id="rId8"/>
-      <w:footerReference w:type="default" r:id="rId9"/>
+      <w:headerReference w:type="default" r:id="rId10"/>
+      <w:footerReference w:type="default" r:id="rId11"/>
       <w:pgSz w:w="11906" w:h="16838"/>
       <w:pgMar w:top="1417" w:right="1417" w:bottom="1134" w:left="1417" w:header="567" w:footer="624" w:gutter="0"/>
       <w:cols w:space="708"/>
@@ -298,7 +1229,10 @@
       <w:tab/>
     </w:r>
     <w:r>
-      <w:t>04</w:t>
+      <w:t>0</w:t>
+    </w:r>
+    <w:r>
+      <w:t>7</w:t>
     </w:r>
     <w:r>
       <w:t>.0</w:t>
@@ -480,6 +1414,119 @@
     </w:lvl>
   </w:abstractNum>
   <w:abstractNum w:abstractNumId="1" w15:restartNumberingAfterBreak="0">
+    <w:nsid w:val="3F671D9E"/>
+    <w:multiLevelType w:val="hybridMultilevel"/>
+    <w:tmpl w:val="E8D6FCDE"/>
+    <w:lvl w:ilvl="0" w:tplc="04070001">
+      <w:start w:val="1"/>
+      <w:numFmt w:val="bullet"/>
+      <w:lvlText w:val=""/>
+      <w:lvlJc w:val="left"/>
+      <w:pPr>
+        <w:ind w:left="720" w:hanging="360"/>
+      </w:pPr>
+      <w:rPr>
+        <w:rFonts w:ascii="Symbol" w:hAnsi="Symbol" w:hint="default"/>
+      </w:rPr>
+    </w:lvl>
+    <w:lvl w:ilvl="1" w:tplc="04070003" w:tentative="1">
+      <w:start w:val="1"/>
+      <w:numFmt w:val="bullet"/>
+      <w:lvlText w:val="o"/>
+      <w:lvlJc w:val="left"/>
+      <w:pPr>
+        <w:ind w:left="1440" w:hanging="360"/>
+      </w:pPr>
+      <w:rPr>
+        <w:rFonts w:ascii="Courier New" w:hAnsi="Courier New" w:cs="Courier New" w:hint="default"/>
+      </w:rPr>
+    </w:lvl>
+    <w:lvl w:ilvl="2" w:tplc="04070005" w:tentative="1">
+      <w:start w:val="1"/>
+      <w:numFmt w:val="bullet"/>
+      <w:lvlText w:val=""/>
+      <w:lvlJc w:val="left"/>
+      <w:pPr>
+        <w:ind w:left="2160" w:hanging="360"/>
+      </w:pPr>
+      <w:rPr>
+        <w:rFonts w:ascii="Wingdings" w:hAnsi="Wingdings" w:hint="default"/>
+      </w:rPr>
+    </w:lvl>
+    <w:lvl w:ilvl="3" w:tplc="04070001" w:tentative="1">
+      <w:start w:val="1"/>
+      <w:numFmt w:val="bullet"/>
+      <w:lvlText w:val=""/>
+      <w:lvlJc w:val="left"/>
+      <w:pPr>
+        <w:ind w:left="2880" w:hanging="360"/>
+      </w:pPr>
+      <w:rPr>
+        <w:rFonts w:ascii="Symbol" w:hAnsi="Symbol" w:hint="default"/>
+      </w:rPr>
+    </w:lvl>
+    <w:lvl w:ilvl="4" w:tplc="04070003" w:tentative="1">
+      <w:start w:val="1"/>
+      <w:numFmt w:val="bullet"/>
+      <w:lvlText w:val="o"/>
+      <w:lvlJc w:val="left"/>
+      <w:pPr>
+        <w:ind w:left="3600" w:hanging="360"/>
+      </w:pPr>
+      <w:rPr>
+        <w:rFonts w:ascii="Courier New" w:hAnsi="Courier New" w:cs="Courier New" w:hint="default"/>
+      </w:rPr>
+    </w:lvl>
+    <w:lvl w:ilvl="5" w:tplc="04070005" w:tentative="1">
+      <w:start w:val="1"/>
+      <w:numFmt w:val="bullet"/>
+      <w:lvlText w:val=""/>
+      <w:lvlJc w:val="left"/>
+      <w:pPr>
+        <w:ind w:left="4320" w:hanging="360"/>
+      </w:pPr>
+      <w:rPr>
+        <w:rFonts w:ascii="Wingdings" w:hAnsi="Wingdings" w:hint="default"/>
+      </w:rPr>
+    </w:lvl>
+    <w:lvl w:ilvl="6" w:tplc="04070001" w:tentative="1">
+      <w:start w:val="1"/>
+      <w:numFmt w:val="bullet"/>
+      <w:lvlText w:val=""/>
+      <w:lvlJc w:val="left"/>
+      <w:pPr>
+        <w:ind w:left="5040" w:hanging="360"/>
+      </w:pPr>
+      <w:rPr>
+        <w:rFonts w:ascii="Symbol" w:hAnsi="Symbol" w:hint="default"/>
+      </w:rPr>
+    </w:lvl>
+    <w:lvl w:ilvl="7" w:tplc="04070003" w:tentative="1">
+      <w:start w:val="1"/>
+      <w:numFmt w:val="bullet"/>
+      <w:lvlText w:val="o"/>
+      <w:lvlJc w:val="left"/>
+      <w:pPr>
+        <w:ind w:left="5760" w:hanging="360"/>
+      </w:pPr>
+      <w:rPr>
+        <w:rFonts w:ascii="Courier New" w:hAnsi="Courier New" w:cs="Courier New" w:hint="default"/>
+      </w:rPr>
+    </w:lvl>
+    <w:lvl w:ilvl="8" w:tplc="04070005" w:tentative="1">
+      <w:start w:val="1"/>
+      <w:numFmt w:val="bullet"/>
+      <w:lvlText w:val=""/>
+      <w:lvlJc w:val="left"/>
+      <w:pPr>
+        <w:ind w:left="6480" w:hanging="360"/>
+      </w:pPr>
+      <w:rPr>
+        <w:rFonts w:ascii="Wingdings" w:hAnsi="Wingdings" w:hint="default"/>
+      </w:rPr>
+    </w:lvl>
+  </w:abstractNum>
+  <w:abstractNum w:abstractNumId="2" w15:restartNumberingAfterBreak="0">
     <w:nsid w:val="4AC401F4"/>
     <w:multiLevelType w:val="hybridMultilevel"/>
     <w:tmpl w:val="295E77A2"/>
@@ -568,7 +1615,232 @@
       </w:pPr>
     </w:lvl>
   </w:abstractNum>
-  <w:abstractNum w:abstractNumId="2" w15:restartNumberingAfterBreak="0">
+  <w:abstractNum w:abstractNumId="3" w15:restartNumberingAfterBreak="0">
+    <w:nsid w:val="5A4D1619"/>
+    <w:multiLevelType w:val="hybridMultilevel"/>
+    <w:tmpl w:val="24ECB410"/>
+    <w:lvl w:ilvl="0" w:tplc="628E6146">
+      <w:numFmt w:val="bullet"/>
+      <w:lvlText w:val="-"/>
+      <w:lvlJc w:val="left"/>
+      <w:pPr>
+        <w:ind w:left="720" w:hanging="360"/>
+      </w:pPr>
+      <w:rPr>
+        <w:rFonts w:ascii="Aptos" w:eastAsiaTheme="minorHAnsi" w:hAnsi="Aptos" w:cstheme="minorBidi" w:hint="default"/>
+      </w:rPr>
+    </w:lvl>
+    <w:lvl w:ilvl="1" w:tplc="04070003" w:tentative="1">
+      <w:start w:val="1"/>
+      <w:numFmt w:val="bullet"/>
+      <w:lvlText w:val="o"/>
+      <w:lvlJc w:val="left"/>
+      <w:pPr>
+        <w:ind w:left="1440" w:hanging="360"/>
+      </w:pPr>
+      <w:rPr>
+        <w:rFonts w:ascii="Courier New" w:hAnsi="Courier New" w:cs="Courier New" w:hint="default"/>
+      </w:rPr>
+    </w:lvl>
+    <w:lvl w:ilvl="2" w:tplc="04070005" w:tentative="1">
+      <w:start w:val="1"/>
+      <w:numFmt w:val="bullet"/>
+      <w:lvlText w:val=""/>
+      <w:lvlJc w:val="left"/>
+      <w:pPr>
+        <w:ind w:left="2160" w:hanging="360"/>
+      </w:pPr>
+      <w:rPr>
+        <w:rFonts w:ascii="Wingdings" w:hAnsi="Wingdings" w:hint="default"/>
+      </w:rPr>
+    </w:lvl>
+    <w:lvl w:ilvl="3" w:tplc="04070001" w:tentative="1">
+      <w:start w:val="1"/>
+      <w:numFmt w:val="bullet"/>
+      <w:lvlText w:val=""/>
+      <w:lvlJc w:val="left"/>
+      <w:pPr>
+        <w:ind w:left="2880" w:hanging="360"/>
+      </w:pPr>
+      <w:rPr>
+        <w:rFonts w:ascii="Symbol" w:hAnsi="Symbol" w:hint="default"/>
+      </w:rPr>
+    </w:lvl>
+    <w:lvl w:ilvl="4" w:tplc="04070003" w:tentative="1">
+      <w:start w:val="1"/>
+      <w:numFmt w:val="bullet"/>
+      <w:lvlText w:val="o"/>
+      <w:lvlJc w:val="left"/>
+      <w:pPr>
+        <w:ind w:left="3600" w:hanging="360"/>
+      </w:pPr>
+      <w:rPr>
+        <w:rFonts w:ascii="Courier New" w:hAnsi="Courier New" w:cs="Courier New" w:hint="default"/>
+      </w:rPr>
+    </w:lvl>
+    <w:lvl w:ilvl="5" w:tplc="04070005" w:tentative="1">
+      <w:start w:val="1"/>
+      <w:numFmt w:val="bullet"/>
+      <w:lvlText w:val=""/>
+      <w:lvlJc w:val="left"/>
+      <w:pPr>
+        <w:ind w:left="4320" w:hanging="360"/>
+      </w:pPr>
+      <w:rPr>
+        <w:rFonts w:ascii="Wingdings" w:hAnsi="Wingdings" w:hint="default"/>
+      </w:rPr>
+    </w:lvl>
+    <w:lvl w:ilvl="6" w:tplc="04070001" w:tentative="1">
+      <w:start w:val="1"/>
+      <w:numFmt w:val="bullet"/>
+      <w:lvlText w:val=""/>
+      <w:lvlJc w:val="left"/>
+      <w:pPr>
+        <w:ind w:left="5040" w:hanging="360"/>
+      </w:pPr>
+      <w:rPr>
+        <w:rFonts w:ascii="Symbol" w:hAnsi="Symbol" w:hint="default"/>
+      </w:rPr>
+    </w:lvl>
+    <w:lvl w:ilvl="7" w:tplc="04070003" w:tentative="1">
+      <w:start w:val="1"/>
+      <w:numFmt w:val="bullet"/>
+      <w:lvlText w:val="o"/>
+      <w:lvlJc w:val="left"/>
+      <w:pPr>
+        <w:ind w:left="5760" w:hanging="360"/>
+      </w:pPr>
+      <w:rPr>
+        <w:rFonts w:ascii="Courier New" w:hAnsi="Courier New" w:cs="Courier New" w:hint="default"/>
+      </w:rPr>
+    </w:lvl>
+    <w:lvl w:ilvl="8" w:tplc="04070005" w:tentative="1">
+      <w:start w:val="1"/>
+      <w:numFmt w:val="bullet"/>
+      <w:lvlText w:val=""/>
+      <w:lvlJc w:val="left"/>
+      <w:pPr>
+        <w:ind w:left="6480" w:hanging="360"/>
+      </w:pPr>
+      <w:rPr>
+        <w:rFonts w:ascii="Wingdings" w:hAnsi="Wingdings" w:hint="default"/>
+      </w:rPr>
+    </w:lvl>
+  </w:abstractNum>
+  <w:abstractNum w:abstractNumId="4" w15:restartNumberingAfterBreak="0">
+    <w:nsid w:val="65C75DE1"/>
+    <w:multiLevelType w:val="hybridMultilevel"/>
+    <w:tmpl w:val="B9D48F30"/>
+    <w:lvl w:ilvl="0" w:tplc="3462040C">
+      <w:start w:val="3"/>
+      <w:numFmt w:val="bullet"/>
+      <w:lvlText w:val=""/>
+      <w:lvlJc w:val="left"/>
+      <w:pPr>
+        <w:ind w:left="720" w:hanging="360"/>
+      </w:pPr>
+      <w:rPr>
+        <w:rFonts w:ascii="Wingdings" w:eastAsiaTheme="minorHAnsi" w:hAnsi="Wingdings" w:cstheme="minorBidi" w:hint="default"/>
+      </w:rPr>
+    </w:lvl>
+    <w:lvl w:ilvl="1" w:tplc="04070003" w:tentative="1">
+      <w:start w:val="1"/>
+      <w:numFmt w:val="bullet"/>
+      <w:lvlText w:val="o"/>
+      <w:lvlJc w:val="left"/>
+      <w:pPr>
+        <w:ind w:left="1440" w:hanging="360"/>
+      </w:pPr>
+      <w:rPr>
+        <w:rFonts w:ascii="Courier New" w:hAnsi="Courier New" w:cs="Courier New" w:hint="default"/>
+      </w:rPr>
+    </w:lvl>
+    <w:lvl w:ilvl="2" w:tplc="04070005" w:tentative="1">
+      <w:start w:val="1"/>
+      <w:numFmt w:val="bullet"/>
+      <w:lvlText w:val=""/>
+      <w:lvlJc w:val="left"/>
+      <w:pPr>
+        <w:ind w:left="2160" w:hanging="360"/>
+      </w:pPr>
+      <w:rPr>
+        <w:rFonts w:ascii="Wingdings" w:hAnsi="Wingdings" w:hint="default"/>
+      </w:rPr>
+    </w:lvl>
+    <w:lvl w:ilvl="3" w:tplc="04070001" w:tentative="1">
+      <w:start w:val="1"/>
+      <w:numFmt w:val="bullet"/>
+      <w:lvlText w:val=""/>
+      <w:lvlJc w:val="left"/>
+      <w:pPr>
+        <w:ind w:left="2880" w:hanging="360"/>
+      </w:pPr>
+      <w:rPr>
+        <w:rFonts w:ascii="Symbol" w:hAnsi="Symbol" w:hint="default"/>
+      </w:rPr>
+    </w:lvl>
+    <w:lvl w:ilvl="4" w:tplc="04070003" w:tentative="1">
+      <w:start w:val="1"/>
+      <w:numFmt w:val="bullet"/>
+      <w:lvlText w:val="o"/>
+      <w:lvlJc w:val="left"/>
+      <w:pPr>
+        <w:ind w:left="3600" w:hanging="360"/>
+      </w:pPr>
+      <w:rPr>
+        <w:rFonts w:ascii="Courier New" w:hAnsi="Courier New" w:cs="Courier New" w:hint="default"/>
+      </w:rPr>
+    </w:lvl>
+    <w:lvl w:ilvl="5" w:tplc="04070005" w:tentative="1">
+      <w:start w:val="1"/>
+      <w:numFmt w:val="bullet"/>
+      <w:lvlText w:val=""/>
+      <w:lvlJc w:val="left"/>
+      <w:pPr>
+        <w:ind w:left="4320" w:hanging="360"/>
+      </w:pPr>
+      <w:rPr>
+        <w:rFonts w:ascii="Wingdings" w:hAnsi="Wingdings" w:hint="default"/>
+      </w:rPr>
+    </w:lvl>
+    <w:lvl w:ilvl="6" w:tplc="04070001" w:tentative="1">
+      <w:start w:val="1"/>
+      <w:numFmt w:val="bullet"/>
+      <w:lvlText w:val=""/>
+      <w:lvlJc w:val="left"/>
+      <w:pPr>
+        <w:ind w:left="5040" w:hanging="360"/>
+      </w:pPr>
+      <w:rPr>
+        <w:rFonts w:ascii="Symbol" w:hAnsi="Symbol" w:hint="default"/>
+      </w:rPr>
+    </w:lvl>
+    <w:lvl w:ilvl="7" w:tplc="04070003" w:tentative="1">
+      <w:start w:val="1"/>
+      <w:numFmt w:val="bullet"/>
+      <w:lvlText w:val="o"/>
+      <w:lvlJc w:val="left"/>
+      <w:pPr>
+        <w:ind w:left="5760" w:hanging="360"/>
+      </w:pPr>
+      <w:rPr>
+        <w:rFonts w:ascii="Courier New" w:hAnsi="Courier New" w:cs="Courier New" w:hint="default"/>
+      </w:rPr>
+    </w:lvl>
+    <w:lvl w:ilvl="8" w:tplc="04070005" w:tentative="1">
+      <w:start w:val="1"/>
+      <w:numFmt w:val="bullet"/>
+      <w:lvlText w:val=""/>
+      <w:lvlJc w:val="left"/>
+      <w:pPr>
+        <w:ind w:left="6480" w:hanging="360"/>
+      </w:pPr>
+      <w:rPr>
+        <w:rFonts w:ascii="Wingdings" w:hAnsi="Wingdings" w:hint="default"/>
+      </w:rPr>
+    </w:lvl>
+  </w:abstractNum>
+  <w:abstractNum w:abstractNumId="5" w15:restartNumberingAfterBreak="0">
     <w:nsid w:val="704F6651"/>
     <w:multiLevelType w:val="hybridMultilevel"/>
     <w:tmpl w:val="5F84A626"/>
@@ -661,10 +1933,19 @@
     <w:abstractNumId w:val="0"/>
   </w:num>
   <w:num w:numId="2" w16cid:durableId="41290148">
+    <w:abstractNumId w:val="2"/>
+  </w:num>
+  <w:num w:numId="3" w16cid:durableId="1596816736">
+    <w:abstractNumId w:val="5"/>
+  </w:num>
+  <w:num w:numId="4" w16cid:durableId="1774744465">
     <w:abstractNumId w:val="1"/>
   </w:num>
-  <w:num w:numId="3" w16cid:durableId="1596816736">
-    <w:abstractNumId w:val="2"/>
+  <w:num w:numId="5" w16cid:durableId="1173685605">
+    <w:abstractNumId w:val="3"/>
+  </w:num>
+  <w:num w:numId="6" w16cid:durableId="1065030497">
+    <w:abstractNumId w:val="4"/>
   </w:num>
 </w:numbering>
 </file>
@@ -1069,6 +2350,7 @@
   <w:style w:type="paragraph" w:default="1" w:styleId="Standard">
     <w:name w:val="Normal"/>
     <w:qFormat/>
+    <w:rsid w:val="005748A0"/>
   </w:style>
   <w:style w:type="paragraph" w:styleId="berschrift1">
     <w:name w:val="heading 1"/>
@@ -1119,7 +2401,6 @@
     <w:next w:val="Standard"/>
     <w:link w:val="berschrift3Zchn"/>
     <w:uiPriority w:val="9"/>
-    <w:semiHidden/>
     <w:unhideWhenUsed/>
     <w:qFormat/>
     <w:rsid w:val="00EC4E02"/>
@@ -1326,7 +2607,6 @@
     <w:basedOn w:val="Absatz-Standardschriftart"/>
     <w:link w:val="berschrift3"/>
     <w:uiPriority w:val="9"/>
-    <w:semiHidden/>
     <w:rsid w:val="00EC4E02"/>
     <w:rPr>
       <w:rFonts w:eastAsiaTheme="majorEastAsia" w:cstheme="majorBidi"/>
@@ -1637,6 +2917,25 @@
     <w:link w:val="Fuzeile"/>
     <w:uiPriority w:val="99"/>
     <w:rsid w:val="00EC23DE"/>
+  </w:style>
+  <w:style w:type="table" w:styleId="Tabellenraster">
+    <w:name w:val="Table Grid"/>
+    <w:basedOn w:val="NormaleTabelle"/>
+    <w:uiPriority w:val="39"/>
+    <w:rsid w:val="00C31D78"/>
+    <w:pPr>
+      <w:spacing w:after="0" w:line="240" w:lineRule="auto"/>
+    </w:pPr>
+    <w:tblPr>
+      <w:tblBorders>
+        <w:top w:val="single" w:sz="4" w:space="0" w:color="auto"/>
+        <w:left w:val="single" w:sz="4" w:space="0" w:color="auto"/>
+        <w:bottom w:val="single" w:sz="4" w:space="0" w:color="auto"/>
+        <w:right w:val="single" w:sz="4" w:space="0" w:color="auto"/>
+        <w:insideH w:val="single" w:sz="4" w:space="0" w:color="auto"/>
+        <w:insideV w:val="single" w:sz="4" w:space="0" w:color="auto"/>
+      </w:tblBorders>
+    </w:tblPr>
   </w:style>
 </w:styles>
 </file>
